--- a/public/CV_Carlos_Alzate_ES.docx
+++ b/public/CV_Carlos_Alzate_ES.docx
@@ -1093,7 +1093,7 @@
               <w:rPr>
                 <w:color w:val="222222"/>
               </w:rPr>
-              <w:t>Ingeniero Informático recién graduado de la Universidad Autónoma de Occidente (Cali, Colombia), con enfoque en desarrollo web y experiencia práctica adquirida durante mi pasantía organizacional en CONSULNETWORKS S.A., donde participé en el desarrollo frontend de una plataforma MVP de capacitación empresarial. Trabajo con React, Next.js y TypeScript para construir interfaces modernas, funcionales y responsivas, aplicando arquitectura híbrida SSR + CSR, autenticación con JWT y MFA, gestión de estado con React Hooks y Context API, y generación de reportes en PDF.</w:t>
+              <w:t>Desarrollador Web e Ingeniero Informático con experiencia práctica en el desarrollo de aplicaciones web modernas utilizando React, Next.js, TypeScript y Tailwind CSS. He participado en la construcción de plataformas funcionales con autenticación, dashboards por roles, consumo de APIs REST, generación de reportes en PDF y despliegue en entornos como Vercel y Supabase.</w:t>
             </w:r>
           </w:p>
           <w:p>
@@ -1104,7 +1104,7 @@
               <w:rPr>
                 <w:color w:val="222222"/>
               </w:rPr>
-              <w:t>Cuento además con bases en backend (Node.js, Nest.js, Python) y conocimiento en herramientas de DevOps y colaboración (Docker, Git, Azure DevOps, Jira) que me permiten entender el ciclo de desarrollo de software de forma integral. Persona orientada al trabajo en equipo, con escucha activa, responsabilidad en la entrega de tareas y una actitud constante de aprendizaje frente a los retos técnicos. Busco una primera oportunidad profesional como desarrollador web donde pueda seguir creciendo, aportar valor desde el primer día y consolidar las bases adquiridas durante la carrera y la pasantía.</w:t>
+              <w:t>Cuento con bases en backend, bases de datos y herramientas de colaboración como Node.js, PostgreSQL, Git, Docker, Jira y Azure DevOps. Me caracterizo por la responsabilidad, el aprendizaje continuo, la atención al detalle y la capacidad para trabajar en equipo. Busco seguir creciendo como desarrollador web, aportando soluciones útiles, escalables y orientadas a la experiencia del usuario.</w:t>
             </w:r>
           </w:p>
           <w:p>

--- a/public/CV_Carlos_Alzate_ES.docx
+++ b/public/CV_Carlos_Alzate_ES.docx
@@ -24,12 +24,6 @@
         <w:gridCol w:w="7424"/>
       </w:tblGrid>
       <w:tr>
-        <w:tblPrEx>
-          <w:tblCellMar>
-            <w:top w:w="0" w:type="dxa"/>
-            <w:bottom w:w="0" w:type="dxa"/>
-          </w:tblCellMar>
-        </w:tblPrEx>
         <w:tc>
           <w:tcPr>
             <w:tcW w:w="3700" w:type="dxa"/>
@@ -1093,7 +1087,7 @@
               <w:rPr>
                 <w:color w:val="222222"/>
               </w:rPr>
-              <w:t>Desarrollador Web e Ingeniero Informático con experiencia práctica en el desarrollo de aplicaciones web modernas utilizando React, Next.js, TypeScript y Tailwind CSS. He participado en la construcción de plataformas funcionales con autenticación, dashboards por roles, consumo de APIs REST, generación de reportes en PDF y despliegue en entornos como Vercel y Supabase.</w:t>
+              <w:t>Ingeniero Informático con experiencia práctica en el desarrollo de aplicaciones web modernas utilizando React, Next.js, TypeScript y Tailwind CSS. He participado en la construcción de plataformas funcionales con autenticación, dashboards por roles, consumo de APIs REST, generación de reportes en PDF y despliegue en entornos como Vercel y Supabase.</w:t>
             </w:r>
           </w:p>
           <w:p>
@@ -1382,6 +1376,7 @@
               <w:rPr>
                 <w:color w:val="222222"/>
               </w:rPr>
+              <w:lastRenderedPageBreak/>
               <w:t>Next.js 14, React, TypeScript, Supabase, PostgreSQL, Tailwind CSS, PWA, jsPDF, NextAuth.js, Vercel</w:t>
             </w:r>
           </w:p>
@@ -1625,7 +1620,6 @@
               <w:rPr>
                 <w:color w:val="222222"/>
               </w:rPr>
-              <w:lastRenderedPageBreak/>
               <w:t>Participé activamente en el equipo de desarrollo con metodología ágil, comunicación constante y cumplimiento de entregas.</w:t>
             </w:r>
           </w:p>
@@ -1742,12 +1736,6 @@
               <w:gridCol w:w="5300"/>
             </w:tblGrid>
             <w:tr>
-              <w:tblPrEx>
-                <w:tblCellMar>
-                  <w:top w:w="0" w:type="dxa"/>
-                  <w:bottom w:w="0" w:type="dxa"/>
-                </w:tblCellMar>
-              </w:tblPrEx>
               <w:tc>
                 <w:tcPr>
                   <w:tcW w:w="1800" w:type="dxa"/>
@@ -1813,12 +1801,6 @@
               </w:tc>
             </w:tr>
             <w:tr>
-              <w:tblPrEx>
-                <w:tblCellMar>
-                  <w:top w:w="0" w:type="dxa"/>
-                  <w:bottom w:w="0" w:type="dxa"/>
-                </w:tblCellMar>
-              </w:tblPrEx>
               <w:tc>
                 <w:tcPr>
                   <w:tcW w:w="1800" w:type="dxa"/>
@@ -1884,12 +1866,6 @@
               </w:tc>
             </w:tr>
             <w:tr>
-              <w:tblPrEx>
-                <w:tblCellMar>
-                  <w:top w:w="0" w:type="dxa"/>
-                  <w:bottom w:w="0" w:type="dxa"/>
-                </w:tblCellMar>
-              </w:tblPrEx>
               <w:tc>
                 <w:tcPr>
                   <w:tcW w:w="1800" w:type="dxa"/>
@@ -1955,12 +1931,6 @@
               </w:tc>
             </w:tr>
             <w:tr>
-              <w:tblPrEx>
-                <w:tblCellMar>
-                  <w:top w:w="0" w:type="dxa"/>
-                  <w:bottom w:w="0" w:type="dxa"/>
-                </w:tblCellMar>
-              </w:tblPrEx>
               <w:tc>
                 <w:tcPr>
                   <w:tcW w:w="1800" w:type="dxa"/>
@@ -2026,12 +1996,6 @@
               </w:tc>
             </w:tr>
             <w:tr>
-              <w:tblPrEx>
-                <w:tblCellMar>
-                  <w:top w:w="0" w:type="dxa"/>
-                  <w:bottom w:w="0" w:type="dxa"/>
-                </w:tblCellMar>
-              </w:tblPrEx>
               <w:tc>
                 <w:tcPr>
                   <w:tcW w:w="1800" w:type="dxa"/>
@@ -2061,6 +2025,7 @@
                       <w:sz w:val="18"/>
                       <w:szCs w:val="18"/>
                     </w:rPr>
+                    <w:lastRenderedPageBreak/>
                     <w:t>Testing</w:t>
                   </w:r>
                 </w:p>
@@ -2097,12 +2062,6 @@
               </w:tc>
             </w:tr>
             <w:tr>
-              <w:tblPrEx>
-                <w:tblCellMar>
-                  <w:top w:w="0" w:type="dxa"/>
-                  <w:bottom w:w="0" w:type="dxa"/>
-                </w:tblCellMar>
-              </w:tblPrEx>
               <w:tc>
                 <w:tcPr>
                   <w:tcW w:w="1800" w:type="dxa"/>
